--- a/deliveries/cases/PT/5.docx
+++ b/deliveries/cases/PT/5.docx
@@ -1280,7 +1280,7 @@
         <w:pStyle w:val="Heading1"/>
         <w:numPr>
           <w:ilvl w:val="0"/>
-          <w:numId w:val="3"/>
+          <w:numId w:val="7"/>
         </w:numPr>
         <w:spacing w:after="200" w:line="276" w:lineRule="auto"/>
         <w:jc w:val="left"/>
@@ -1348,7 +1348,7 @@
         <w:pStyle w:val="Heading1"/>
         <w:numPr>
           <w:ilvl w:val="0"/>
-          <w:numId w:val="3"/>
+          <w:numId w:val="7"/>
         </w:numPr>
         <w:spacing w:after="200" w:line="276" w:lineRule="auto"/>
         <w:jc w:val="left"/>
@@ -1429,10 +1429,9 @@
         <w:pStyle w:val="Heading1"/>
         <w:numPr>
           <w:ilvl w:val="0"/>
-          <w:numId w:val="1"/>
+          <w:numId w:val="7"/>
         </w:numPr>
         <w:spacing w:after="200" w:line="276" w:lineRule="auto"/>
-        <w:ind w:left="0" w:firstLine="0"/>
         <w:jc w:val="left"/>
         <w:rPr>
           <w:rFonts w:ascii="Arial" w:eastAsia="Arial" w:hAnsi="Arial" w:cs="Arial"/>
@@ -3416,6 +3415,121 @@
     </w:lvl>
   </w:abstractNum>
   <w:abstractNum w:abstractNumId="1" w15:restartNumberingAfterBreak="0">
+    <w:nsid w:val="17BB179A"/>
+    <w:multiLevelType w:val="multilevel"/>
+    <w:tmpl w:val="C9845D42"/>
+    <w:lvl w:ilvl="0">
+      <w:start w:val="1"/>
+      <w:numFmt w:val="decimal"/>
+      <w:lvlText w:val="%1."/>
+      <w:lvlJc w:val="left"/>
+      <w:pPr>
+        <w:ind w:left="964" w:hanging="964"/>
+      </w:pPr>
+      <w:rPr>
+        <w:rFonts w:ascii="Arial" w:hAnsi="Arial" w:hint="default"/>
+        <w:b/>
+        <w:i w:val="0"/>
+      </w:rPr>
+    </w:lvl>
+    <w:lvl w:ilvl="1">
+      <w:start w:val="1"/>
+      <w:numFmt w:val="lowerLetter"/>
+      <w:lvlText w:val="%2."/>
+      <w:lvlJc w:val="left"/>
+      <w:pPr>
+        <w:ind w:left="1364" w:hanging="360"/>
+      </w:pPr>
+      <w:rPr>
+        <w:rFonts w:hint="default"/>
+      </w:rPr>
+    </w:lvl>
+    <w:lvl w:ilvl="2">
+      <w:start w:val="1"/>
+      <w:numFmt w:val="lowerRoman"/>
+      <w:lvlText w:val="%3."/>
+      <w:lvlJc w:val="right"/>
+      <w:pPr>
+        <w:ind w:left="2084" w:hanging="180"/>
+      </w:pPr>
+      <w:rPr>
+        <w:rFonts w:hint="default"/>
+      </w:rPr>
+    </w:lvl>
+    <w:lvl w:ilvl="3">
+      <w:start w:val="1"/>
+      <w:numFmt w:val="decimal"/>
+      <w:lvlText w:val="%4."/>
+      <w:lvlJc w:val="left"/>
+      <w:pPr>
+        <w:ind w:left="2804" w:hanging="360"/>
+      </w:pPr>
+      <w:rPr>
+        <w:rFonts w:hint="default"/>
+      </w:rPr>
+    </w:lvl>
+    <w:lvl w:ilvl="4">
+      <w:start w:val="1"/>
+      <w:numFmt w:val="lowerLetter"/>
+      <w:lvlText w:val="%5."/>
+      <w:lvlJc w:val="left"/>
+      <w:pPr>
+        <w:ind w:left="3524" w:hanging="360"/>
+      </w:pPr>
+      <w:rPr>
+        <w:rFonts w:hint="default"/>
+      </w:rPr>
+    </w:lvl>
+    <w:lvl w:ilvl="5">
+      <w:start w:val="1"/>
+      <w:numFmt w:val="lowerRoman"/>
+      <w:lvlText w:val="%6."/>
+      <w:lvlJc w:val="right"/>
+      <w:pPr>
+        <w:ind w:left="4244" w:hanging="180"/>
+      </w:pPr>
+      <w:rPr>
+        <w:rFonts w:hint="default"/>
+      </w:rPr>
+    </w:lvl>
+    <w:lvl w:ilvl="6">
+      <w:start w:val="1"/>
+      <w:numFmt w:val="decimal"/>
+      <w:lvlText w:val="%7."/>
+      <w:lvlJc w:val="left"/>
+      <w:pPr>
+        <w:ind w:left="4964" w:hanging="360"/>
+      </w:pPr>
+      <w:rPr>
+        <w:rFonts w:hint="default"/>
+      </w:rPr>
+    </w:lvl>
+    <w:lvl w:ilvl="7">
+      <w:start w:val="1"/>
+      <w:numFmt w:val="lowerLetter"/>
+      <w:lvlText w:val="%8."/>
+      <w:lvlJc w:val="left"/>
+      <w:pPr>
+        <w:ind w:left="5684" w:hanging="360"/>
+      </w:pPr>
+      <w:rPr>
+        <w:rFonts w:hint="default"/>
+      </w:rPr>
+    </w:lvl>
+    <w:lvl w:ilvl="8">
+      <w:start w:val="1"/>
+      <w:numFmt w:val="lowerRoman"/>
+      <w:lvlText w:val="%9."/>
+      <w:lvlJc w:val="right"/>
+      <w:pPr>
+        <w:ind w:left="6404" w:hanging="180"/>
+      </w:pPr>
+      <w:rPr>
+        <w:rFonts w:hint="default"/>
+      </w:rPr>
+    </w:lvl>
+  </w:abstractNum>
+  <w:abstractNum w:abstractNumId="2" w15:restartNumberingAfterBreak="0">
     <w:nsid w:val="5523714B"/>
     <w:multiLevelType w:val="multilevel"/>
     <w:tmpl w:val="8A40366A"/>
@@ -3530,7 +3644,237 @@
       </w:rPr>
     </w:lvl>
   </w:abstractNum>
-  <w:abstractNum w:abstractNumId="2" w15:restartNumberingAfterBreak="0">
+  <w:abstractNum w:abstractNumId="3" w15:restartNumberingAfterBreak="0">
+    <w:nsid w:val="553067B5"/>
+    <w:multiLevelType w:val="multilevel"/>
+    <w:tmpl w:val="C9845D42"/>
+    <w:lvl w:ilvl="0">
+      <w:start w:val="1"/>
+      <w:numFmt w:val="decimal"/>
+      <w:lvlText w:val="%1."/>
+      <w:lvlJc w:val="left"/>
+      <w:pPr>
+        <w:ind w:left="964" w:hanging="964"/>
+      </w:pPr>
+      <w:rPr>
+        <w:rFonts w:ascii="Arial" w:hAnsi="Arial" w:hint="default"/>
+        <w:b/>
+        <w:i w:val="0"/>
+      </w:rPr>
+    </w:lvl>
+    <w:lvl w:ilvl="1">
+      <w:start w:val="1"/>
+      <w:numFmt w:val="lowerLetter"/>
+      <w:lvlText w:val="%2."/>
+      <w:lvlJc w:val="left"/>
+      <w:pPr>
+        <w:ind w:left="1364" w:hanging="360"/>
+      </w:pPr>
+      <w:rPr>
+        <w:rFonts w:hint="default"/>
+      </w:rPr>
+    </w:lvl>
+    <w:lvl w:ilvl="2">
+      <w:start w:val="1"/>
+      <w:numFmt w:val="lowerRoman"/>
+      <w:lvlText w:val="%3."/>
+      <w:lvlJc w:val="right"/>
+      <w:pPr>
+        <w:ind w:left="2084" w:hanging="180"/>
+      </w:pPr>
+      <w:rPr>
+        <w:rFonts w:hint="default"/>
+      </w:rPr>
+    </w:lvl>
+    <w:lvl w:ilvl="3">
+      <w:start w:val="1"/>
+      <w:numFmt w:val="decimal"/>
+      <w:lvlText w:val="%4."/>
+      <w:lvlJc w:val="left"/>
+      <w:pPr>
+        <w:ind w:left="2804" w:hanging="360"/>
+      </w:pPr>
+      <w:rPr>
+        <w:rFonts w:hint="default"/>
+      </w:rPr>
+    </w:lvl>
+    <w:lvl w:ilvl="4">
+      <w:start w:val="1"/>
+      <w:numFmt w:val="lowerLetter"/>
+      <w:lvlText w:val="%5."/>
+      <w:lvlJc w:val="left"/>
+      <w:pPr>
+        <w:ind w:left="3524" w:hanging="360"/>
+      </w:pPr>
+      <w:rPr>
+        <w:rFonts w:hint="default"/>
+      </w:rPr>
+    </w:lvl>
+    <w:lvl w:ilvl="5">
+      <w:start w:val="1"/>
+      <w:numFmt w:val="lowerRoman"/>
+      <w:lvlText w:val="%6."/>
+      <w:lvlJc w:val="right"/>
+      <w:pPr>
+        <w:ind w:left="4244" w:hanging="180"/>
+      </w:pPr>
+      <w:rPr>
+        <w:rFonts w:hint="default"/>
+      </w:rPr>
+    </w:lvl>
+    <w:lvl w:ilvl="6">
+      <w:start w:val="1"/>
+      <w:numFmt w:val="decimal"/>
+      <w:lvlText w:val="%7."/>
+      <w:lvlJc w:val="left"/>
+      <w:pPr>
+        <w:ind w:left="4964" w:hanging="360"/>
+      </w:pPr>
+      <w:rPr>
+        <w:rFonts w:hint="default"/>
+      </w:rPr>
+    </w:lvl>
+    <w:lvl w:ilvl="7">
+      <w:start w:val="1"/>
+      <w:numFmt w:val="lowerLetter"/>
+      <w:lvlText w:val="%8."/>
+      <w:lvlJc w:val="left"/>
+      <w:pPr>
+        <w:ind w:left="5684" w:hanging="360"/>
+      </w:pPr>
+      <w:rPr>
+        <w:rFonts w:hint="default"/>
+      </w:rPr>
+    </w:lvl>
+    <w:lvl w:ilvl="8">
+      <w:start w:val="1"/>
+      <w:numFmt w:val="lowerRoman"/>
+      <w:lvlText w:val="%9."/>
+      <w:lvlJc w:val="right"/>
+      <w:pPr>
+        <w:ind w:left="6404" w:hanging="180"/>
+      </w:pPr>
+      <w:rPr>
+        <w:rFonts w:hint="default"/>
+      </w:rPr>
+    </w:lvl>
+  </w:abstractNum>
+  <w:abstractNum w:abstractNumId="4" w15:restartNumberingAfterBreak="0">
+    <w:nsid w:val="56955702"/>
+    <w:multiLevelType w:val="multilevel"/>
+    <w:tmpl w:val="BE6A8C3E"/>
+    <w:lvl w:ilvl="0">
+      <w:start w:val="1"/>
+      <w:numFmt w:val="decimal"/>
+      <w:lvlText w:val="%1."/>
+      <w:lvlJc w:val="left"/>
+      <w:pPr>
+        <w:ind w:left="964" w:hanging="678"/>
+      </w:pPr>
+      <w:rPr>
+        <w:rFonts w:ascii="Arial" w:hAnsi="Arial" w:hint="default"/>
+        <w:b/>
+        <w:i w:val="0"/>
+      </w:rPr>
+    </w:lvl>
+    <w:lvl w:ilvl="1">
+      <w:start w:val="1"/>
+      <w:numFmt w:val="lowerLetter"/>
+      <w:lvlText w:val="%2."/>
+      <w:lvlJc w:val="left"/>
+      <w:pPr>
+        <w:ind w:left="1364" w:hanging="360"/>
+      </w:pPr>
+      <w:rPr>
+        <w:rFonts w:hint="default"/>
+      </w:rPr>
+    </w:lvl>
+    <w:lvl w:ilvl="2">
+      <w:start w:val="1"/>
+      <w:numFmt w:val="lowerRoman"/>
+      <w:lvlText w:val="%3."/>
+      <w:lvlJc w:val="right"/>
+      <w:pPr>
+        <w:ind w:left="2084" w:hanging="180"/>
+      </w:pPr>
+      <w:rPr>
+        <w:rFonts w:hint="default"/>
+      </w:rPr>
+    </w:lvl>
+    <w:lvl w:ilvl="3">
+      <w:start w:val="1"/>
+      <w:numFmt w:val="decimal"/>
+      <w:lvlText w:val="%4."/>
+      <w:lvlJc w:val="left"/>
+      <w:pPr>
+        <w:ind w:left="2804" w:hanging="360"/>
+      </w:pPr>
+      <w:rPr>
+        <w:rFonts w:hint="default"/>
+      </w:rPr>
+    </w:lvl>
+    <w:lvl w:ilvl="4">
+      <w:start w:val="1"/>
+      <w:numFmt w:val="lowerLetter"/>
+      <w:lvlText w:val="%5."/>
+      <w:lvlJc w:val="left"/>
+      <w:pPr>
+        <w:ind w:left="3524" w:hanging="360"/>
+      </w:pPr>
+      <w:rPr>
+        <w:rFonts w:hint="default"/>
+      </w:rPr>
+    </w:lvl>
+    <w:lvl w:ilvl="5">
+      <w:start w:val="1"/>
+      <w:numFmt w:val="lowerRoman"/>
+      <w:lvlText w:val="%6."/>
+      <w:lvlJc w:val="right"/>
+      <w:pPr>
+        <w:ind w:left="4244" w:hanging="180"/>
+      </w:pPr>
+      <w:rPr>
+        <w:rFonts w:hint="default"/>
+      </w:rPr>
+    </w:lvl>
+    <w:lvl w:ilvl="6">
+      <w:start w:val="1"/>
+      <w:numFmt w:val="decimal"/>
+      <w:lvlText w:val="%7."/>
+      <w:lvlJc w:val="left"/>
+      <w:pPr>
+        <w:ind w:left="4964" w:hanging="360"/>
+      </w:pPr>
+      <w:rPr>
+        <w:rFonts w:hint="default"/>
+      </w:rPr>
+    </w:lvl>
+    <w:lvl w:ilvl="7">
+      <w:start w:val="1"/>
+      <w:numFmt w:val="lowerLetter"/>
+      <w:lvlText w:val="%8."/>
+      <w:lvlJc w:val="left"/>
+      <w:pPr>
+        <w:ind w:left="5684" w:hanging="360"/>
+      </w:pPr>
+      <w:rPr>
+        <w:rFonts w:hint="default"/>
+      </w:rPr>
+    </w:lvl>
+    <w:lvl w:ilvl="8">
+      <w:start w:val="1"/>
+      <w:numFmt w:val="lowerRoman"/>
+      <w:lvlText w:val="%9."/>
+      <w:lvlJc w:val="right"/>
+      <w:pPr>
+        <w:ind w:left="6404" w:hanging="180"/>
+      </w:pPr>
+      <w:rPr>
+        <w:rFonts w:hint="default"/>
+      </w:rPr>
+    </w:lvl>
+  </w:abstractNum>
+  <w:abstractNum w:abstractNumId="5" w15:restartNumberingAfterBreak="0">
     <w:nsid w:val="633377D9"/>
     <w:multiLevelType w:val="multilevel"/>
     <w:tmpl w:val="79DEC0EC"/>
@@ -3645,14 +3989,141 @@
       </w:rPr>
     </w:lvl>
   </w:abstractNum>
+  <w:abstractNum w:abstractNumId="6" w15:restartNumberingAfterBreak="0">
+    <w:nsid w:val="7D5E61A8"/>
+    <w:multiLevelType w:val="multilevel"/>
+    <w:tmpl w:val="C9845D42"/>
+    <w:lvl w:ilvl="0">
+      <w:start w:val="1"/>
+      <w:numFmt w:val="decimal"/>
+      <w:lvlText w:val="%1."/>
+      <w:lvlJc w:val="left"/>
+      <w:pPr>
+        <w:ind w:left="964" w:hanging="964"/>
+      </w:pPr>
+      <w:rPr>
+        <w:rFonts w:ascii="Arial" w:hAnsi="Arial" w:hint="default"/>
+        <w:b/>
+        <w:i w:val="0"/>
+      </w:rPr>
+    </w:lvl>
+    <w:lvl w:ilvl="1">
+      <w:start w:val="1"/>
+      <w:numFmt w:val="lowerLetter"/>
+      <w:lvlText w:val="%2."/>
+      <w:lvlJc w:val="left"/>
+      <w:pPr>
+        <w:ind w:left="1364" w:hanging="360"/>
+      </w:pPr>
+      <w:rPr>
+        <w:rFonts w:hint="default"/>
+      </w:rPr>
+    </w:lvl>
+    <w:lvl w:ilvl="2">
+      <w:start w:val="1"/>
+      <w:numFmt w:val="lowerRoman"/>
+      <w:lvlText w:val="%3."/>
+      <w:lvlJc w:val="right"/>
+      <w:pPr>
+        <w:ind w:left="2084" w:hanging="180"/>
+      </w:pPr>
+      <w:rPr>
+        <w:rFonts w:hint="default"/>
+      </w:rPr>
+    </w:lvl>
+    <w:lvl w:ilvl="3">
+      <w:start w:val="1"/>
+      <w:numFmt w:val="decimal"/>
+      <w:lvlText w:val="%4."/>
+      <w:lvlJc w:val="left"/>
+      <w:pPr>
+        <w:ind w:left="2804" w:hanging="360"/>
+      </w:pPr>
+      <w:rPr>
+        <w:rFonts w:hint="default"/>
+      </w:rPr>
+    </w:lvl>
+    <w:lvl w:ilvl="4">
+      <w:start w:val="1"/>
+      <w:numFmt w:val="lowerLetter"/>
+      <w:lvlText w:val="%5."/>
+      <w:lvlJc w:val="left"/>
+      <w:pPr>
+        <w:ind w:left="3524" w:hanging="360"/>
+      </w:pPr>
+      <w:rPr>
+        <w:rFonts w:hint="default"/>
+      </w:rPr>
+    </w:lvl>
+    <w:lvl w:ilvl="5">
+      <w:start w:val="1"/>
+      <w:numFmt w:val="lowerRoman"/>
+      <w:lvlText w:val="%6."/>
+      <w:lvlJc w:val="right"/>
+      <w:pPr>
+        <w:ind w:left="4244" w:hanging="180"/>
+      </w:pPr>
+      <w:rPr>
+        <w:rFonts w:hint="default"/>
+      </w:rPr>
+    </w:lvl>
+    <w:lvl w:ilvl="6">
+      <w:start w:val="1"/>
+      <w:numFmt w:val="decimal"/>
+      <w:lvlText w:val="%7."/>
+      <w:lvlJc w:val="left"/>
+      <w:pPr>
+        <w:ind w:left="4964" w:hanging="360"/>
+      </w:pPr>
+      <w:rPr>
+        <w:rFonts w:hint="default"/>
+      </w:rPr>
+    </w:lvl>
+    <w:lvl w:ilvl="7">
+      <w:start w:val="1"/>
+      <w:numFmt w:val="lowerLetter"/>
+      <w:lvlText w:val="%8."/>
+      <w:lvlJc w:val="left"/>
+      <w:pPr>
+        <w:ind w:left="5684" w:hanging="360"/>
+      </w:pPr>
+      <w:rPr>
+        <w:rFonts w:hint="default"/>
+      </w:rPr>
+    </w:lvl>
+    <w:lvl w:ilvl="8">
+      <w:start w:val="1"/>
+      <w:numFmt w:val="lowerRoman"/>
+      <w:lvlText w:val="%9."/>
+      <w:lvlJc w:val="right"/>
+      <w:pPr>
+        <w:ind w:left="6404" w:hanging="180"/>
+      </w:pPr>
+      <w:rPr>
+        <w:rFonts w:hint="default"/>
+      </w:rPr>
+    </w:lvl>
+  </w:abstractNum>
   <w:num w:numId="1" w16cid:durableId="149684755">
-    <w:abstractNumId w:val="2"/>
+    <w:abstractNumId w:val="5"/>
   </w:num>
   <w:num w:numId="2" w16cid:durableId="380524326">
     <w:abstractNumId w:val="0"/>
   </w:num>
   <w:num w:numId="3" w16cid:durableId="1012336812">
+    <w:abstractNumId w:val="2"/>
+  </w:num>
+  <w:num w:numId="4" w16cid:durableId="683290766">
+    <w:abstractNumId w:val="4"/>
+  </w:num>
+  <w:num w:numId="5" w16cid:durableId="753816396">
+    <w:abstractNumId w:val="3"/>
+  </w:num>
+  <w:num w:numId="6" w16cid:durableId="1548951574">
     <w:abstractNumId w:val="1"/>
+  </w:num>
+  <w:num w:numId="7" w16cid:durableId="1567109492">
+    <w:abstractNumId w:val="6"/>
   </w:num>
 </w:numbering>
 </file>
